--- a/2.docx
+++ b/2.docx
@@ -44,7 +44,6 @@
         </w:rPr>
         <w:t>C</w:t>
       </w:r>
-      <w:proofErr w:type="spellStart"/>
       <w:r>
         <w:rPr>
           <w:rFonts w:ascii="Times New Roman" w:hAnsi="Times New Roman" w:cs="Times New Roman"/>
@@ -53,7 +52,6 @@
         </w:rPr>
         <w:t>оздал</w:t>
       </w:r>
-      <w:proofErr w:type="spellEnd"/>
       <w:r>
         <w:rPr>
           <w:rFonts w:ascii="Times New Roman" w:hAnsi="Times New Roman" w:cs="Times New Roman"/>
@@ -176,25 +174,7 @@
           <w:sz w:val="28"/>
           <w:szCs w:val="28"/>
         </w:rPr>
-        <w:t xml:space="preserve"> созданный репозиторий с удаленным (</w:t>
-      </w:r>
-      <w:proofErr w:type="spellStart"/>
-      <w:r>
-        <w:rPr>
-          <w:rFonts w:ascii="Times New Roman" w:hAnsi="Times New Roman" w:cs="Times New Roman"/>
-          <w:sz w:val="28"/>
-          <w:szCs w:val="28"/>
-        </w:rPr>
-        <w:t>FinalWork</w:t>
-      </w:r>
-      <w:proofErr w:type="spellEnd"/>
-      <w:r>
-        <w:rPr>
-          <w:rFonts w:ascii="Times New Roman" w:hAnsi="Times New Roman" w:cs="Times New Roman"/>
-          <w:sz w:val="28"/>
-          <w:szCs w:val="28"/>
-        </w:rPr>
-        <w:t>)</w:t>
+        <w:t xml:space="preserve"> созданный репозиторий с удаленным (FinalWork)</w:t>
       </w:r>
       <w:r>
         <w:rPr>
@@ -361,25 +341,7 @@
           <w:sz w:val="28"/>
           <w:szCs w:val="28"/>
         </w:rPr>
-        <w:t xml:space="preserve"> в своем локальном репозитории новый файл .</w:t>
-      </w:r>
-      <w:proofErr w:type="spellStart"/>
-      <w:r>
-        <w:rPr>
-          <w:rFonts w:ascii="Times New Roman" w:hAnsi="Times New Roman" w:cs="Times New Roman"/>
-          <w:sz w:val="28"/>
-          <w:szCs w:val="28"/>
-        </w:rPr>
-        <w:t>docx</w:t>
-      </w:r>
-      <w:proofErr w:type="spellEnd"/>
-      <w:r>
-        <w:rPr>
-          <w:rFonts w:ascii="Times New Roman" w:hAnsi="Times New Roman" w:cs="Times New Roman"/>
-          <w:sz w:val="28"/>
-          <w:szCs w:val="28"/>
-        </w:rPr>
-        <w:t>, содержащий отчет по</w:t>
+        <w:t xml:space="preserve"> в своем локальном репозитории новый файл .docx, содержащий отчет по</w:t>
       </w:r>
       <w:r>
         <w:rPr>
@@ -1526,54 +1488,8 @@
           <w:sz w:val="28"/>
           <w:szCs w:val="28"/>
         </w:rPr>
-        <w:t xml:space="preserve"> свой локальный репозиторий, </w:t>
-      </w:r>
-      <w:proofErr w:type="spellStart"/>
-      <w:r>
-        <w:rPr>
-          <w:rFonts w:ascii="Times New Roman" w:hAnsi="Times New Roman" w:cs="Times New Roman"/>
-          <w:sz w:val="28"/>
-          <w:szCs w:val="28"/>
-        </w:rPr>
-        <w:t>склонировав</w:t>
-      </w:r>
-      <w:proofErr w:type="spellEnd"/>
-      <w:r>
-        <w:rPr>
-          <w:rFonts w:ascii="Times New Roman" w:hAnsi="Times New Roman" w:cs="Times New Roman"/>
-          <w:sz w:val="28"/>
-          <w:szCs w:val="28"/>
-        </w:rPr>
-        <w:t xml:space="preserve"> себе </w:t>
-      </w:r>
-      <w:proofErr w:type="gramStart"/>
-      <w:r>
-        <w:rPr>
-          <w:rFonts w:ascii="Times New Roman" w:hAnsi="Times New Roman" w:cs="Times New Roman"/>
-          <w:sz w:val="28"/>
-          <w:szCs w:val="28"/>
-        </w:rPr>
-        <w:t>общий  репозиторий</w:t>
-      </w:r>
-      <w:proofErr w:type="gramEnd"/>
-      <w:r>
-        <w:rPr>
-          <w:rFonts w:ascii="Times New Roman" w:hAnsi="Times New Roman" w:cs="Times New Roman"/>
-          <w:sz w:val="28"/>
-          <w:szCs w:val="28"/>
-        </w:rPr>
-        <w:t xml:space="preserve"> </w:t>
-      </w:r>
-      <w:proofErr w:type="spellStart"/>
-      <w:r>
-        <w:rPr>
-          <w:rFonts w:ascii="Times New Roman" w:hAnsi="Times New Roman" w:cs="Times New Roman"/>
-          <w:sz w:val="28"/>
-          <w:szCs w:val="28"/>
-        </w:rPr>
-        <w:t>FinalWork</w:t>
-      </w:r>
-      <w:proofErr w:type="spellEnd"/>
+        <w:t xml:space="preserve"> свой локальный репозиторий, склонировав себе общий  репозиторий FinalWork</w:t>
+      </w:r>
       <w:r>
         <w:rPr>
           <w:rFonts w:ascii="Times New Roman" w:hAnsi="Times New Roman" w:cs="Times New Roman"/>
@@ -1606,33 +1522,15 @@
           <w:sz w:val="28"/>
           <w:szCs w:val="28"/>
         </w:rPr>
-        <w:t xml:space="preserve">оздайте новую ветку в локальном </w:t>
-      </w:r>
-      <w:proofErr w:type="gramStart"/>
-      <w:r>
-        <w:rPr>
-          <w:rFonts w:ascii="Times New Roman" w:hAnsi="Times New Roman" w:cs="Times New Roman"/>
-          <w:sz w:val="28"/>
-          <w:szCs w:val="28"/>
-        </w:rPr>
-        <w:t xml:space="preserve">репозитории </w:t>
-      </w:r>
-      <w:r>
-        <w:rPr>
-          <w:rFonts w:ascii="Times New Roman" w:hAnsi="Times New Roman" w:cs="Times New Roman"/>
-          <w:sz w:val="28"/>
-          <w:szCs w:val="28"/>
-        </w:rPr>
-        <w:t xml:space="preserve"> и</w:t>
-      </w:r>
-      <w:proofErr w:type="gramEnd"/>
-      <w:r>
-        <w:rPr>
-          <w:rFonts w:ascii="Times New Roman" w:hAnsi="Times New Roman" w:cs="Times New Roman"/>
-          <w:sz w:val="28"/>
-          <w:szCs w:val="28"/>
-        </w:rPr>
-        <w:t xml:space="preserve"> перешёл</w:t>
+        <w:t xml:space="preserve">оздайте новую ветку в локальном репозитории </w:t>
+      </w:r>
+      <w:r>
+        <w:rPr>
+          <w:rFonts w:ascii="Times New Roman" w:hAnsi="Times New Roman" w:cs="Times New Roman"/>
+          <w:sz w:val="28"/>
+          <w:szCs w:val="28"/>
+        </w:rPr>
+        <w:t xml:space="preserve"> и перешёл</w:t>
       </w:r>
       <w:r>
         <w:rPr>
@@ -1787,6 +1685,57 @@
           <w:szCs w:val="28"/>
         </w:rPr>
         <w:t xml:space="preserve"> в своей ветке файл 2.docx</w:t>
+      </w:r>
+    </w:p>
+    <w:p>
+      <w:pPr>
+        <w:rPr>
+          <w:rFonts w:ascii="Times New Roman" w:hAnsi="Times New Roman" w:cs="Times New Roman"/>
+          <w:sz w:val="28"/>
+          <w:szCs w:val="28"/>
+        </w:rPr>
+      </w:pPr>
+      <w:r>
+        <w:rPr>
+          <w:rFonts w:ascii="Times New Roman" w:hAnsi="Times New Roman" w:cs="Times New Roman"/>
+          <w:sz w:val="28"/>
+          <w:szCs w:val="28"/>
+        </w:rPr>
+        <w:drawing>
+          <wp:inline distT="0" distB="0" distL="0" distR="0" wp14:anchorId="07229AAB" wp14:editId="1FC21433">
+            <wp:extent cx="5940425" cy="2987040"/>
+            <wp:effectExtent l="0" t="0" r="3175" b="3810"/>
+            <wp:docPr id="15" name="Рисунок 15"/>
+            <wp:cNvGraphicFramePr>
+              <a:graphicFrameLocks xmlns:a="http://schemas.openxmlformats.org/drawingml/2006/main" noChangeAspect="1"/>
+            </wp:cNvGraphicFramePr>
+            <a:graphic xmlns:a="http://schemas.openxmlformats.org/drawingml/2006/main">
+              <a:graphicData uri="http://schemas.openxmlformats.org/drawingml/2006/picture">
+                <pic:pic xmlns:pic="http://schemas.openxmlformats.org/drawingml/2006/picture">
+                  <pic:nvPicPr>
+                    <pic:cNvPr id="1" name=""/>
+                    <pic:cNvPicPr/>
+                  </pic:nvPicPr>
+                  <pic:blipFill>
+                    <a:blip r:embed="rId19"/>
+                    <a:stretch>
+                      <a:fillRect/>
+                    </a:stretch>
+                  </pic:blipFill>
+                  <pic:spPr>
+                    <a:xfrm>
+                      <a:off x="0" y="0"/>
+                      <a:ext cx="5940425" cy="2987040"/>
+                    </a:xfrm>
+                    <a:prstGeom prst="rect">
+                      <a:avLst/>
+                    </a:prstGeom>
+                  </pic:spPr>
+                </pic:pic>
+              </a:graphicData>
+            </a:graphic>
+          </wp:inline>
+        </w:drawing>
       </w:r>
     </w:p>
     <w:sectPr>
